--- a/static/downloads/en/docx/layer-3/internal-economy-protocol.docx
+++ b/static/downloads/en/docx/layer-3/internal-economy-protocol.docx
@@ -87,7 +87,7 @@
         <w:t xml:space="preserve"> </w:t>
       </w:r>
       <w:r>
-        <w:t xml:space="preserve">2026-04-28</w:t>
+        <w:t xml:space="preserve">2026-04-29</w:t>
       </w:r>
     </w:p>
     <w:p>

--- a/static/downloads/en/docx/layer-3/internal-economy-protocol.docx
+++ b/static/downloads/en/docx/layer-3/internal-economy-protocol.docx
@@ -87,7 +87,7 @@
         <w:t xml:space="preserve"> </w:t>
       </w:r>
       <w:r>
-        <w:t xml:space="preserve">2026-06-26</w:t>
+        <w:t xml:space="preserve">2026-07-07</w:t>
       </w:r>
     </w:p>
     <w:p>
@@ -431,8 +431,14 @@
     </w:p>
     <w:p>
       <w:pPr>
-        <w:pStyle w:val="BlockText"/>
-      </w:pPr>
+        <w:pStyle w:val="BodyText"/>
+      </w:pPr>
+      <w:r>
+        <w:t xml:space="preserve">&gt;</w:t>
+      </w:r>
+      <w:r>
+        <w:t xml:space="preserve"> </w:t>
+      </w:r>
       <w:r>
         <w:rPr>
           <w:b/>
@@ -440,19 +446,29 @@
         </w:rPr>
         <w:t xml:space="preserve">Rationale — Why classify every resource</w:t>
       </w:r>
-    </w:p>
-    <w:p>
-      <w:pPr>
-        <w:pStyle w:val="BlockText"/>
-      </w:pPr>
-      <w:r>
-        <w:t xml:space="preserve">Unclassified resources are where quiet privatization happens — someone starts treating a shared asset as personal, or a private asset gets quietly absorbed into community obligations, and by the time anyone notices the norm has shifted. Explicit classification, with stewards and transfer rules named up front, makes any change to that status a visible governance act rather than a creeping fact.</w:t>
-      </w:r>
-    </w:p>
-    <w:p>
-      <w:pPr>
-        <w:pStyle w:val="BlockText"/>
-      </w:pPr>
+      <w:r>
+        <w:t xml:space="preserve"> </w:t>
+      </w:r>
+      <w:r>
+        <w:t xml:space="preserve">&gt;</w:t>
+      </w:r>
+      <w:r>
+        <w:t xml:space="preserve"> </w:t>
+      </w:r>
+      <w:r>
+        <w:t xml:space="preserve">&gt; Unclassified resources are where quiet privatization happens — someone starts treating a shared asset as personal, or a private asset gets quietly absorbed into community obligations, and by the time anyone notices the norm has shifted. Explicit classification, with stewards and transfer rules named up front, makes any change to that status a visible governance act rather than a creeping fact.</w:t>
+      </w:r>
+    </w:p>
+    <w:p>
+      <w:pPr>
+        <w:pStyle w:val="BodyText"/>
+      </w:pPr>
+      <w:r>
+        <w:t xml:space="preserve">&gt;</w:t>
+      </w:r>
+      <w:r>
+        <w:t xml:space="preserve"> </w:t>
+      </w:r>
       <w:r>
         <w:rPr>
           <w:b/>
@@ -460,13 +476,17 @@
         </w:rPr>
         <w:t xml:space="preserve">Instructions — How to fill this in</w:t>
       </w:r>
-    </w:p>
-    <w:p>
-      <w:pPr>
-        <w:pStyle w:val="BlockText"/>
-      </w:pPr>
-      <w:r>
-        <w:t xml:space="preserve">For each resource the community holds, declare classification (Commons / Private), name a steward, define access rules, and state transfer constraints. Unclassified resources must not be allocated, encumbered, monetized, or transferred until classified.</w:t>
+      <w:r>
+        <w:t xml:space="preserve"> </w:t>
+      </w:r>
+      <w:r>
+        <w:t xml:space="preserve">&gt;</w:t>
+      </w:r>
+      <w:r>
+        <w:t xml:space="preserve"> </w:t>
+      </w:r>
+      <w:r>
+        <w:t xml:space="preserve">&gt; For each resource the community holds, declare classification (Commons / Private), name a steward, define access rules, and state transfer constraints. Unclassified resources must not be allocated, encumbered, monetized, or transferred until classified.</w:t>
       </w:r>
     </w:p>
     <w:tbl>
@@ -579,6 +599,13 @@
             <w:pPr>
               <w:pStyle w:val="Compact"/>
             </w:pPr>
+            <w:r>
+              <w:rPr>
+                <w:i/>
+                <w:iCs/>
+              </w:rPr>
+              <w:t xml:space="preserve">&lt;steward role&gt;</w:t>
+            </w:r>
           </w:p>
         </w:tc>
         <w:tc>
@@ -602,6 +629,13 @@
             <w:pPr>
               <w:pStyle w:val="Compact"/>
             </w:pPr>
+            <w:r>
+              <w:rPr>
+                <w:i/>
+                <w:iCs/>
+              </w:rPr>
+              <w:t xml:space="preserve">&lt;transfer constraints&gt;</w:t>
+            </w:r>
           </w:p>
         </w:tc>
       </w:tr>
@@ -916,10 +950,10 @@
     </w:tbl>
     <w:p>
       <w:pPr>
-        <w:pStyle w:val="BlockText"/>
-      </w:pPr>
-      <w:r>
-        <w:t xml:space="preserve">Any unclassified resource must not be allocated, encumbered, monetized, or transferred until classification is completed.</w:t>
+        <w:pStyle w:val="BodyText"/>
+      </w:pPr>
+      <w:r>
+        <w:t xml:space="preserve">&gt; Any unclassified resource must not be allocated, encumbered, monetized, or transferred until classification is completed.</w:t>
       </w:r>
     </w:p>
     <w:bookmarkEnd w:id="19"/>
@@ -1011,8 +1045,14 @@
     </w:p>
     <w:p>
       <w:pPr>
-        <w:pStyle w:val="BlockText"/>
-      </w:pPr>
+        <w:pStyle w:val="BodyText"/>
+      </w:pPr>
+      <w:r>
+        <w:t xml:space="preserve">&gt;</w:t>
+      </w:r>
+      <w:r>
+        <w:t xml:space="preserve"> </w:t>
+      </w:r>
       <w:r>
         <w:rPr>
           <w:b/>
@@ -1020,13 +1060,17 @@
         </w:rPr>
         <w:t xml:space="preserve">Rationale — Why name the kinds of work that count</w:t>
       </w:r>
-    </w:p>
-    <w:p>
-      <w:pPr>
-        <w:pStyle w:val="BlockText"/>
-      </w:pPr>
-      <w:r>
-        <w:t xml:space="preserve">If the community never says out loud which kinds of work it depends on, the invisible work — care, facilitation, moderation, stewardship — stays invisible, and the people doing it burn out or leave. Enumerating categories converts</w:t>
+      <w:r>
+        <w:t xml:space="preserve"> </w:t>
+      </w:r>
+      <w:r>
+        <w:t xml:space="preserve">&gt;</w:t>
+      </w:r>
+      <w:r>
+        <w:t xml:space="preserve"> </w:t>
+      </w:r>
+      <w:r>
+        <w:t xml:space="preserve">&gt; If the community never says out loud which kinds of work it depends on, the invisible work — care, facilitation, moderation, stewardship — stays invisible, and the people doing it burn out or leave. Enumerating categories converts</w:t>
       </w:r>
       <w:r>
         <w:t xml:space="preserve"> </w:t>
@@ -1043,8 +1087,14 @@
     </w:p>
     <w:p>
       <w:pPr>
-        <w:pStyle w:val="BlockText"/>
-      </w:pPr>
+        <w:pStyle w:val="BodyText"/>
+      </w:pPr>
+      <w:r>
+        <w:t xml:space="preserve">&gt;</w:t>
+      </w:r>
+      <w:r>
+        <w:t xml:space="preserve"> </w:t>
+      </w:r>
       <w:r>
         <w:rPr>
           <w:b/>
@@ -1052,13 +1102,17 @@
         </w:rPr>
         <w:t xml:space="preserve">Instructions — How to fill this in</w:t>
       </w:r>
-    </w:p>
-    <w:p>
-      <w:pPr>
-        <w:pStyle w:val="BlockText"/>
-      </w:pPr>
-      <w:r>
-        <w:t xml:space="preserve">List the categories of contribution your community recognizes. Care, facilitation, stewardship, and informal participation are commonly under-recognized — name them explicitly if they apply.</w:t>
+      <w:r>
+        <w:t xml:space="preserve"> </w:t>
+      </w:r>
+      <w:r>
+        <w:t xml:space="preserve">&gt;</w:t>
+      </w:r>
+      <w:r>
+        <w:t xml:space="preserve"> </w:t>
+      </w:r>
+      <w:r>
+        <w:t xml:space="preserve">&gt; List the categories of contribution your community recognizes. Care, facilitation, stewardship, and informal participation are commonly under-recognized — name them explicitly if they apply.</w:t>
       </w:r>
     </w:p>
     <w:tbl>
@@ -1120,6 +1174,13 @@
             <w:pPr>
               <w:pStyle w:val="Compact"/>
             </w:pPr>
+            <w:r>
+              <w:rPr>
+                <w:i/>
+                <w:iCs/>
+              </w:rPr>
+              <w:t xml:space="preserve">&lt;examples&gt;</w:t>
+            </w:r>
           </w:p>
         </w:tc>
       </w:tr>
@@ -1145,6 +1206,13 @@
             <w:pPr>
               <w:pStyle w:val="Compact"/>
             </w:pPr>
+            <w:r>
+              <w:rPr>
+                <w:i/>
+                <w:iCs/>
+              </w:rPr>
+              <w:t xml:space="preserve">&lt;examples&gt;</w:t>
+            </w:r>
           </w:p>
         </w:tc>
       </w:tr>
@@ -1170,6 +1238,13 @@
             <w:pPr>
               <w:pStyle w:val="Compact"/>
             </w:pPr>
+            <w:r>
+              <w:rPr>
+                <w:i/>
+                <w:iCs/>
+              </w:rPr>
+              <w:t xml:space="preserve">&lt;examples&gt;</w:t>
+            </w:r>
           </w:p>
         </w:tc>
       </w:tr>
@@ -1195,6 +1270,13 @@
             <w:pPr>
               <w:pStyle w:val="Compact"/>
             </w:pPr>
+            <w:r>
+              <w:rPr>
+                <w:i/>
+                <w:iCs/>
+              </w:rPr>
+              <w:t xml:space="preserve">&lt;examples&gt;</w:t>
+            </w:r>
           </w:p>
         </w:tc>
       </w:tr>
@@ -1220,6 +1302,13 @@
             <w:pPr>
               <w:pStyle w:val="Compact"/>
             </w:pPr>
+            <w:r>
+              <w:rPr>
+                <w:i/>
+                <w:iCs/>
+              </w:rPr>
+              <w:t xml:space="preserve">&lt;examples&gt;</w:t>
+            </w:r>
           </w:p>
         </w:tc>
       </w:tr>
@@ -1245,6 +1334,13 @@
             <w:pPr>
               <w:pStyle w:val="Compact"/>
             </w:pPr>
+            <w:r>
+              <w:rPr>
+                <w:i/>
+                <w:iCs/>
+              </w:rPr>
+              <w:t xml:space="preserve">&lt;examples&gt;</w:t>
+            </w:r>
           </w:p>
         </w:tc>
       </w:tr>
@@ -1270,6 +1366,13 @@
             <w:pPr>
               <w:pStyle w:val="Compact"/>
             </w:pPr>
+            <w:r>
+              <w:rPr>
+                <w:i/>
+                <w:iCs/>
+              </w:rPr>
+              <w:t xml:space="preserve">&lt;examples&gt;</w:t>
+            </w:r>
           </w:p>
         </w:tc>
       </w:tr>
@@ -1339,8 +1442,14 @@
     </w:p>
     <w:p>
       <w:pPr>
-        <w:pStyle w:val="BlockText"/>
-      </w:pPr>
+        <w:pStyle w:val="BodyText"/>
+      </w:pPr>
+      <w:r>
+        <w:t xml:space="preserve">&gt;</w:t>
+      </w:r>
+      <w:r>
+        <w:t xml:space="preserve"> </w:t>
+      </w:r>
       <w:r>
         <w:rPr>
           <w:b/>
@@ -1348,13 +1457,17 @@
         </w:rPr>
         <w:t xml:space="preserve">Rationale — Why pin down how recognition actually works</w:t>
       </w:r>
-    </w:p>
-    <w:p>
-      <w:pPr>
-        <w:pStyle w:val="BlockText"/>
-      </w:pPr>
-      <w:r>
-        <w:t xml:space="preserve">Without a defined mechanism,</w:t>
+      <w:r>
+        <w:t xml:space="preserve"> </w:t>
+      </w:r>
+      <w:r>
+        <w:t xml:space="preserve">&gt;</w:t>
+      </w:r>
+      <w:r>
+        <w:t xml:space="preserve"> </w:t>
+      </w:r>
+      <w:r>
+        <w:t xml:space="preserve">&gt; Without a defined mechanism,</w:t>
       </w:r>
       <w:r>
         <w:t xml:space="preserve"> </w:t>
@@ -1371,8 +1484,14 @@
     </w:p>
     <w:p>
       <w:pPr>
-        <w:pStyle w:val="BlockText"/>
-      </w:pPr>
+        <w:pStyle w:val="BodyText"/>
+      </w:pPr>
+      <w:r>
+        <w:t xml:space="preserve">&gt;</w:t>
+      </w:r>
+      <w:r>
+        <w:t xml:space="preserve"> </w:t>
+      </w:r>
       <w:r>
         <w:rPr>
           <w:b/>
@@ -1380,13 +1499,17 @@
         </w:rPr>
         <w:t xml:space="preserve">Instructions — How to fill this in</w:t>
       </w:r>
-    </w:p>
-    <w:p>
-      <w:pPr>
-        <w:pStyle w:val="BlockText"/>
-      </w:pPr>
-      <w:r>
-        <w:t xml:space="preserve">State what qualifies, how recognitions are recorded, who validates, what they unlock (or do not unlock), and how members dispute a record.</w:t>
+      <w:r>
+        <w:t xml:space="preserve"> </w:t>
+      </w:r>
+      <w:r>
+        <w:t xml:space="preserve">&gt;</w:t>
+      </w:r>
+      <w:r>
+        <w:t xml:space="preserve"> </w:t>
+      </w:r>
+      <w:r>
+        <w:t xml:space="preserve">&gt; State what qualifies, how recognitions are recorded, who validates, what they unlock (or do not unlock), and how members dispute a record.</w:t>
       </w:r>
     </w:p>
     <w:p>
@@ -1510,6 +1633,13 @@
       </w:r>
       <w:r>
         <w:t xml:space="preserve"> </w:t>
+      </w:r>
+      <w:r>
+        <w:rPr>
+          <w:i/>
+          <w:iCs/>
+        </w:rPr>
+        <w:t xml:space="preserve">&lt;window and process for contesting a record.&gt;</w:t>
       </w:r>
     </w:p>
     <w:bookmarkEnd w:id="21"/>
@@ -1577,8 +1707,14 @@
     </w:p>
     <w:p>
       <w:pPr>
-        <w:pStyle w:val="BlockText"/>
-      </w:pPr>
+        <w:pStyle w:val="BodyText"/>
+      </w:pPr>
+      <w:r>
+        <w:t xml:space="preserve">&gt;</w:t>
+      </w:r>
+      <w:r>
+        <w:t xml:space="preserve"> </w:t>
+      </w:r>
       <w:r>
         <w:rPr>
           <w:b/>
@@ -1586,19 +1722,29 @@
         </w:rPr>
         <w:t xml:space="preserve">Rationale — Why define internal units this precisely</w:t>
       </w:r>
-    </w:p>
-    <w:p>
-      <w:pPr>
-        <w:pStyle w:val="BlockText"/>
-      </w:pPr>
-      <w:r>
-        <w:t xml:space="preserve">Internal units tend to grow powers no one voted for — decay, caps, transferability, governance weight — unless each property is nailed down in writing. Listing issuance, transfer rules, privacy, and explicit non-governance status makes the units tools of recognition rather than quiet shadow currencies.</w:t>
-      </w:r>
-    </w:p>
-    <w:p>
-      <w:pPr>
-        <w:pStyle w:val="BlockText"/>
-      </w:pPr>
+      <w:r>
+        <w:t xml:space="preserve"> </w:t>
+      </w:r>
+      <w:r>
+        <w:t xml:space="preserve">&gt;</w:t>
+      </w:r>
+      <w:r>
+        <w:t xml:space="preserve"> </w:t>
+      </w:r>
+      <w:r>
+        <w:t xml:space="preserve">&gt; Internal units tend to grow powers no one voted for — decay, caps, transferability, governance weight — unless each property is nailed down in writing. Listing issuance, transfer rules, privacy, and explicit non-governance status makes the units tools of recognition rather than quiet shadow currencies.</w:t>
+      </w:r>
+    </w:p>
+    <w:p>
+      <w:pPr>
+        <w:pStyle w:val="BodyText"/>
+      </w:pPr>
+      <w:r>
+        <w:t xml:space="preserve">&gt;</w:t>
+      </w:r>
+      <w:r>
+        <w:t xml:space="preserve"> </w:t>
+      </w:r>
       <w:r>
         <w:rPr>
           <w:b/>
@@ -1606,13 +1752,17 @@
         </w:rPr>
         <w:t xml:space="preserve">Instructions — How to fill this in</w:t>
       </w:r>
-    </w:p>
-    <w:p>
-      <w:pPr>
-        <w:pStyle w:val="BlockText"/>
-      </w:pPr>
-      <w:r>
-        <w:t xml:space="preserve">If your community uses internal units (XP, ECO, credits, etc.), define each unit’s purpose, issuance, transferability, decay, cap, fraud prevention, and privacy. Explicitly state that units do not grant governance rights beyond the membership state.</w:t>
+      <w:r>
+        <w:t xml:space="preserve"> </w:t>
+      </w:r>
+      <w:r>
+        <w:t xml:space="preserve">&gt;</w:t>
+      </w:r>
+      <w:r>
+        <w:t xml:space="preserve"> </w:t>
+      </w:r>
+      <w:r>
+        <w:t xml:space="preserve">&gt; If your community uses internal units (XP, ECO, credits, etc.), define each unit’s purpose, issuance, transferability, decay, cap, fraud prevention, and privacy. Explicitly state that units do not grant governance rights beyond the membership state.</w:t>
       </w:r>
     </w:p>
     <w:tbl>
@@ -1647,14 +1797,28 @@
             <w:pPr>
               <w:pStyle w:val="Compact"/>
             </w:pPr>
-          </w:p>
-        </w:tc>
-        <w:tc>
-          <w:tcPr/>
-          <w:p>
-            <w:pPr>
-              <w:pStyle w:val="Compact"/>
-            </w:pPr>
+            <w:r>
+              <w:rPr>
+                <w:i/>
+                <w:iCs/>
+              </w:rPr>
+              <w:t xml:space="preserve">&lt;Unit A&gt;</w:t>
+            </w:r>
+          </w:p>
+        </w:tc>
+        <w:tc>
+          <w:tcPr/>
+          <w:p>
+            <w:pPr>
+              <w:pStyle w:val="Compact"/>
+            </w:pPr>
+            <w:r>
+              <w:rPr>
+                <w:i/>
+                <w:iCs/>
+              </w:rPr>
+              <w:t xml:space="preserve">&lt;Unit B&gt;</w:t>
+            </w:r>
           </w:p>
         </w:tc>
       </w:tr>
@@ -1990,10 +2154,10 @@
     </w:tbl>
     <w:p>
       <w:pPr>
-        <w:pStyle w:val="BlockText"/>
-      </w:pPr>
-      <w:r>
-        <w:t xml:space="preserve">Internal units do not grant governance rights beyond what the membership state defines.</w:t>
+        <w:pStyle w:val="BodyText"/>
+      </w:pPr>
+      <w:r>
+        <w:t xml:space="preserve">&gt; Internal units do not grant governance rights beyond what the membership state defines.</w:t>
       </w:r>
     </w:p>
     <w:bookmarkEnd w:id="22"/>
@@ -2133,8 +2297,14 @@
     </w:p>
     <w:p>
       <w:pPr>
-        <w:pStyle w:val="BlockText"/>
-      </w:pPr>
+        <w:pStyle w:val="BodyText"/>
+      </w:pPr>
+      <w:r>
+        <w:t xml:space="preserve">&gt;</w:t>
+      </w:r>
+      <w:r>
+        <w:t xml:space="preserve"> </w:t>
+      </w:r>
       <w:r>
         <w:rPr>
           <w:b/>
@@ -2142,13 +2312,17 @@
         </w:rPr>
         <w:t xml:space="preserve">Rationale — Why constrain accumulation at all</w:t>
       </w:r>
-    </w:p>
-    <w:p>
-      <w:pPr>
-        <w:pStyle w:val="BlockText"/>
-      </w:pPr>
-      <w:r>
-        <w:t xml:space="preserve">Any internal unit that can pile up without limit eventually becomes leverage — a few members with large balances gain informal sway the governance system never granted them. Stating accumulation rules explicitly, even when the current rule is</w:t>
+      <w:r>
+        <w:t xml:space="preserve"> </w:t>
+      </w:r>
+      <w:r>
+        <w:t xml:space="preserve">&gt;</w:t>
+      </w:r>
+      <w:r>
+        <w:t xml:space="preserve"> </w:t>
+      </w:r>
+      <w:r>
+        <w:t xml:space="preserve">&gt; Any internal unit that can pile up without limit eventually becomes leverage — a few members with large balances gain informal sway the governance system never granted them. Stating accumulation rules explicitly, even when the current rule is</w:t>
       </w:r>
       <w:r>
         <w:t xml:space="preserve"> </w:t>
@@ -2165,8 +2339,14 @@
     </w:p>
     <w:p>
       <w:pPr>
-        <w:pStyle w:val="BlockText"/>
-      </w:pPr>
+        <w:pStyle w:val="BodyText"/>
+      </w:pPr>
+      <w:r>
+        <w:t xml:space="preserve">&gt;</w:t>
+      </w:r>
+      <w:r>
+        <w:t xml:space="preserve"> </w:t>
+      </w:r>
       <w:r>
         <w:rPr>
           <w:b/>
@@ -2174,13 +2354,17 @@
         </w:rPr>
         <w:t xml:space="preserve">Instructions — How to fill this in</w:t>
       </w:r>
-    </w:p>
-    <w:p>
-      <w:pPr>
-        <w:pStyle w:val="BlockText"/>
-      </w:pPr>
-      <w:r>
-        <w:t xml:space="preserve">State the current accumulation rule (cap, decay, none) and the rule that no internal unit may be converted into governance authority.</w:t>
+      <w:r>
+        <w:t xml:space="preserve"> </w:t>
+      </w:r>
+      <w:r>
+        <w:t xml:space="preserve">&gt;</w:t>
+      </w:r>
+      <w:r>
+        <w:t xml:space="preserve"> </w:t>
+      </w:r>
+      <w:r>
+        <w:t xml:space="preserve">&gt; State the current accumulation rule (cap, decay, none) and the rule that no internal unit may be converted into governance authority.</w:t>
       </w:r>
     </w:p>
     <w:p>
@@ -2223,6 +2407,13 @@
           <w:numId w:val="1004"/>
         </w:numPr>
       </w:pPr>
+      <w:r>
+        <w:rPr>
+          <w:i/>
+          <w:iCs/>
+        </w:rPr>
+        <w:t xml:space="preserve">&lt;Internal units cannot be converted into governance authority or used to bypass the Decision Matrix.&gt;</w:t>
+      </w:r>
     </w:p>
     <w:bookmarkEnd w:id="23"/>
     <w:bookmarkStart w:id="25" w:name="external-income-interfaces"/>
@@ -2265,8 +2456,14 @@
     </w:p>
     <w:p>
       <w:pPr>
-        <w:pStyle w:val="BlockText"/>
-      </w:pPr>
+        <w:pStyle w:val="BodyText"/>
+      </w:pPr>
+      <w:r>
+        <w:t xml:space="preserve">&gt;</w:t>
+      </w:r>
+      <w:r>
+        <w:t xml:space="preserve"> </w:t>
+      </w:r>
       <w:r>
         <w:rPr>
           <w:b/>
@@ -2274,13 +2471,17 @@
         </w:rPr>
         <w:t xml:space="preserve">Rationale — Why require approval before money arrives</w:t>
       </w:r>
-    </w:p>
-    <w:p>
-      <w:pPr>
-        <w:pStyle w:val="BlockText"/>
-      </w:pPr>
-      <w:r>
-        <w:t xml:space="preserve">Once funds are in hand, the conversation shifts from</w:t>
+      <w:r>
+        <w:t xml:space="preserve"> </w:t>
+      </w:r>
+      <w:r>
+        <w:t xml:space="preserve">&gt;</w:t>
+      </w:r>
+      <w:r>
+        <w:t xml:space="preserve"> </w:t>
+      </w:r>
+      <w:r>
+        <w:t xml:space="preserve">&gt; Once funds are in hand, the conversation shifts from</w:t>
       </w:r>
       <w:r>
         <w:t xml:space="preserve"> </w:t>
@@ -2309,8 +2510,14 @@
     </w:p>
     <w:p>
       <w:pPr>
-        <w:pStyle w:val="BlockText"/>
-      </w:pPr>
+        <w:pStyle w:val="BodyText"/>
+      </w:pPr>
+      <w:r>
+        <w:t xml:space="preserve">&gt;</w:t>
+      </w:r>
+      <w:r>
+        <w:t xml:space="preserve"> </w:t>
+      </w:r>
       <w:r>
         <w:rPr>
           <w:b/>
@@ -2318,13 +2525,17 @@
         </w:rPr>
         <w:t xml:space="preserve">Instructions — How to fill this in</w:t>
       </w:r>
-    </w:p>
-    <w:p>
-      <w:pPr>
-        <w:pStyle w:val="BlockText"/>
-      </w:pPr>
-      <w:r>
-        <w:t xml:space="preserve">List current declared income channels, name potential future channels, and require Strategic approval before any new channel is opened.</w:t>
+      <w:r>
+        <w:t xml:space="preserve"> </w:t>
+      </w:r>
+      <w:r>
+        <w:t xml:space="preserve">&gt;</w:t>
+      </w:r>
+      <w:r>
+        <w:t xml:space="preserve"> </w:t>
+      </w:r>
+      <w:r>
+        <w:t xml:space="preserve">&gt; List current declared income channels, name potential future channels, and require Strategic approval before any new channel is opened.</w:t>
       </w:r>
     </w:p>
     <w:p>
@@ -2335,6 +2546,13 @@
           <w:numId w:val="1005"/>
         </w:numPr>
       </w:pPr>
+      <w:r>
+        <w:rPr>
+          <w:i/>
+          <w:iCs/>
+        </w:rPr>
+        <w:t xml:space="preserve">&lt;Current income channels.&gt;</w:t>
+      </w:r>
     </w:p>
     <w:p>
       <w:pPr>
@@ -2344,6 +2562,13 @@
           <w:numId w:val="1005"/>
         </w:numPr>
       </w:pPr>
+      <w:r>
+        <w:rPr>
+          <w:i/>
+          <w:iCs/>
+        </w:rPr>
+        <w:t xml:space="preserve">&lt;Potential future income channels.&gt;</w:t>
+      </w:r>
     </w:p>
     <w:p>
       <w:pPr>
@@ -2373,8 +2598,14 @@
     </w:p>
     <w:p>
       <w:pPr>
-        <w:pStyle w:val="BlockText"/>
-      </w:pPr>
+        <w:pStyle w:val="FirstParagraph"/>
+      </w:pPr>
+      <w:r>
+        <w:t xml:space="preserve">&gt;</w:t>
+      </w:r>
+      <w:r>
+        <w:t xml:space="preserve"> </w:t>
+      </w:r>
       <w:r>
         <w:rPr>
           <w:b/>
@@ -2382,19 +2613,29 @@
         </w:rPr>
         <w:t xml:space="preserve">Rationale — Why time-box economic disputes</w:t>
       </w:r>
-    </w:p>
-    <w:p>
-      <w:pPr>
-        <w:pStyle w:val="BlockText"/>
-      </w:pPr>
-      <w:r>
-        <w:t xml:space="preserve">Contribution and balance records accumulate fast; if disputes could be raised indefinitely, the ledger would never settle and every historical credit would stay contestable. A defined window with a named resolver and an appeal path gives members a real chance to correct errors without leaving the whole economic history perpetually unstable.</w:t>
-      </w:r>
-    </w:p>
-    <w:p>
-      <w:pPr>
-        <w:pStyle w:val="BlockText"/>
-      </w:pPr>
+      <w:r>
+        <w:t xml:space="preserve"> </w:t>
+      </w:r>
+      <w:r>
+        <w:t xml:space="preserve">&gt;</w:t>
+      </w:r>
+      <w:r>
+        <w:t xml:space="preserve"> </w:t>
+      </w:r>
+      <w:r>
+        <w:t xml:space="preserve">&gt; Contribution and balance records accumulate fast; if disputes could be raised indefinitely, the ledger would never settle and every historical credit would stay contestable. A defined window with a named resolver and an appeal path gives members a real chance to correct errors without leaving the whole economic history perpetually unstable.</w:t>
+      </w:r>
+    </w:p>
+    <w:p>
+      <w:pPr>
+        <w:pStyle w:val="BodyText"/>
+      </w:pPr>
+      <w:r>
+        <w:t xml:space="preserve">&gt;</w:t>
+      </w:r>
+      <w:r>
+        <w:t xml:space="preserve"> </w:t>
+      </w:r>
       <w:r>
         <w:rPr>
           <w:b/>
@@ -2402,18 +2643,22 @@
         </w:rPr>
         <w:t xml:space="preserve">Instructions — How to fill this in</w:t>
       </w:r>
-    </w:p>
-    <w:p>
-      <w:pPr>
-        <w:pStyle w:val="BlockText"/>
-      </w:pPr>
-      <w:r>
-        <w:t xml:space="preserve">State the dispute window, named resolver, and appeal path. Reference the Contribution Recognition Mechanism for the full process.</w:t>
-      </w:r>
-    </w:p>
-    <w:p>
-      <w:pPr>
-        <w:pStyle w:val="FirstParagraph"/>
+      <w:r>
+        <w:t xml:space="preserve"> </w:t>
+      </w:r>
+      <w:r>
+        <w:t xml:space="preserve">&gt;</w:t>
+      </w:r>
+      <w:r>
+        <w:t xml:space="preserve"> </w:t>
+      </w:r>
+      <w:r>
+        <w:t xml:space="preserve">&gt; State the dispute window, named resolver, and appeal path. Reference the Contribution Recognition Mechanism for the full process.</w:t>
+      </w:r>
+    </w:p>
+    <w:p>
+      <w:pPr>
+        <w:pStyle w:val="BodyText"/>
       </w:pPr>
       <w:r>
         <w:rPr>
@@ -2458,6 +2703,9 @@
       <w:r>
         <w:t xml:space="preserve"> </w:t>
       </w:r>
+      <w:r>
+        <w:t xml:space="preserve">&lt;YYYY-MM-DD&gt;</w:t>
+      </w:r>
     </w:p>
     <w:p>
       <w:pPr>
@@ -2499,6 +2747,9 @@
       <w:r>
         <w:t xml:space="preserve"> </w:t>
       </w:r>
+      <w:r>
+        <w:t xml:space="preserve">&lt;version&gt;</w:t>
+      </w:r>
     </w:p>
     <w:p>
       <w:pPr>
@@ -2517,6 +2768,9 @@
       </w:r>
       <w:r>
         <w:t xml:space="preserve"> </w:t>
+      </w:r>
+      <w:r>
+        <w:t xml:space="preserve">&lt;link to decision record&gt;</w:t>
       </w:r>
     </w:p>
     <w:bookmarkEnd w:id="27"/>

--- a/static/downloads/en/docx/layer-3/internal-economy-protocol.docx
+++ b/static/downloads/en/docx/layer-3/internal-economy-protocol.docx
@@ -87,7 +87,7 @@
         <w:t xml:space="preserve"> </w:t>
       </w:r>
       <w:r>
-        <w:t xml:space="preserve">2026-07-07</w:t>
+        <w:t xml:space="preserve">2026-08-31</w:t>
       </w:r>
     </w:p>
     <w:p>
@@ -2599,6 +2599,35 @@
     <w:p>
       <w:pPr>
         <w:pStyle w:val="FirstParagraph"/>
+      </w:pPr>
+      <w:r>
+        <w:rPr>
+          <w:i/>
+          <w:iCs/>
+        </w:rPr>
+        <w:t xml:space="preserve">RCOS clauses:</w:t>
+      </w:r>
+      <w:r>
+        <w:rPr>
+          <w:i/>
+          <w:iCs/>
+        </w:rPr>
+        <w:t xml:space="preserve"> </w:t>
+      </w:r>
+      <w:hyperlink r:id="rId17">
+        <w:r>
+          <w:rPr>
+            <w:rStyle w:val="Hyperlink"/>
+            <w:i/>
+            <w:iCs/>
+          </w:rPr>
+          <w:t xml:space="preserve">5.5.3</w:t>
+        </w:r>
+      </w:hyperlink>
+    </w:p>
+    <w:p>
+      <w:pPr>
+        <w:pStyle w:val="BodyText"/>
       </w:pPr>
       <w:r>
         <w:t xml:space="preserve">&gt;</w:t>
